--- a/Lab6/ІО-41_Лозінська_Марія_Лаб6.docx
+++ b/Lab6/ІО-41_Лозінська_Марія_Лаб6.docx
@@ -499,7 +499,8 @@
         <w:spacing w:after="212" w:line="256" w:lineRule="auto"/>
         <w:ind w:left="-5" w:right="129"/>
         <w:rPr>
-          <w:lang w:val="ru-RU"/>
+          <w:rFonts w:eastAsia="Times New Roman"/>
+          <w:lang w:val="ru-RU" w:bidi="he-IL"/>
         </w:rPr>
       </w:pPr>
       <w:r>
@@ -541,7 +542,7 @@
           <w:rFonts w:eastAsia="Times New Roman"/>
           <w:lang w:bidi="he-IL"/>
         </w:rPr>
-        <w:t xml:space="preserve">Налагодження модулів ядра </w:t>
+        <w:t xml:space="preserve">Розроблення модулів </w:t>
       </w:r>
       <w:proofErr w:type="spellStart"/>
       <w:r>
@@ -557,22 +558,56 @@
           <w:rFonts w:eastAsia="Times New Roman"/>
           <w:lang w:bidi="he-IL"/>
         </w:rPr>
-        <w:t xml:space="preserve"> (завдання 1)</w:t>
+        <w:t xml:space="preserve"> </w:t>
+      </w:r>
+      <w:proofErr w:type="spellStart"/>
+      <w:r>
+        <w:rPr>
+          <w:rFonts w:eastAsia="Times New Roman"/>
+          <w:lang w:bidi="he-IL"/>
+        </w:rPr>
+        <w:t>Kernel</w:t>
+      </w:r>
+      <w:proofErr w:type="spellEnd"/>
+      <w:r>
+        <w:rPr>
+          <w:rFonts w:eastAsia="Times New Roman"/>
+          <w:lang w:bidi="he-IL"/>
+        </w:rPr>
+        <w:t xml:space="preserve"> (частина 3)</w:t>
       </w:r>
       <w:r>
         <w:rPr>
           <w:rFonts w:eastAsia="Times New Roman"/>
           <w:lang w:val="ru-RU" w:bidi="he-IL"/>
         </w:rPr>
-        <w:t>.</w:t>
-      </w:r>
-    </w:p>
-    <w:p>
-      <w:pPr>
+        <w:t xml:space="preserve">. </w:t>
+      </w:r>
+      <w:proofErr w:type="spellStart"/>
+      <w:r>
+        <w:rPr>
+          <w:rFonts w:eastAsia="Times New Roman"/>
+          <w:lang w:val="ru-RU" w:bidi="he-IL"/>
+        </w:rPr>
+        <w:t>Завдання</w:t>
+      </w:r>
+      <w:proofErr w:type="spellEnd"/>
+      <w:r>
+        <w:rPr>
+          <w:rFonts w:eastAsia="Times New Roman"/>
+          <w:lang w:val="ru-RU" w:bidi="he-IL"/>
+        </w:rPr>
+        <w:t xml:space="preserve"> 1.</w:t>
+      </w:r>
+    </w:p>
+    <w:p>
+      <w:pPr>
+        <w:spacing w:after="212" w:line="256" w:lineRule="auto"/>
+        <w:ind w:left="-5" w:right="129"/>
         <w:rPr>
           <w:rFonts w:eastAsia="Times New Roman"/>
           <w:bCs/>
-          <w:lang w:bidi="he-IL"/>
+          <w:lang w:val="ru-RU" w:bidi="he-IL"/>
         </w:rPr>
       </w:pPr>
     </w:p>
@@ -4161,7 +4196,6 @@
   <w:style w:type="character" w:default="1" w:styleId="DefaultParagraphFont">
     <w:name w:val="Default Paragraph Font"/>
     <w:uiPriority w:val="1"/>
-    <w:semiHidden/>
     <w:unhideWhenUsed/>
   </w:style>
   <w:style w:type="table" w:default="1" w:styleId="TableNormal">
